--- a/Plantilla_Proyecto_Demografia/Reporte_Mortalidad.docx
+++ b/Plantilla_Proyecto_Demografia/Reporte_Mortalidad.docx
@@ -3386,7 +3386,7 @@
           <w:i/>
           <w:iCs/>
         </w:rPr>
-        <w:t xml:space="preserve">Estimación por municipio en Puerto Rico bajo quinquenios</w:t>
+        <w:t xml:space="preserve">Esperanza de vida al nacer, estimada vs. observada, por municipio (1980–1984)</w:t>
       </w:r>
     </w:p>
     <w:p>
@@ -3457,7 +3457,7 @@
           <w:i/>
           <w:iCs/>
         </w:rPr>
-        <w:t xml:space="preserve">Estimación por municipio en Puerto Rico bajo quinquenios</w:t>
+        <w:t xml:space="preserve">Esperanza de vida al nacer, estimada vs. observada, por municipio (1985–1989)</w:t>
       </w:r>
     </w:p>
     <w:p>
@@ -3528,7 +3528,7 @@
           <w:i/>
           <w:iCs/>
         </w:rPr>
-        <w:t xml:space="preserve">Estimación por municipio en Puerto Rico bajo quinquenios</w:t>
+        <w:t xml:space="preserve">Esperanza de vida al nacer, estimada vs. observada, por municipio (1990–1994)</w:t>
       </w:r>
     </w:p>
     <w:p>
@@ -3599,7 +3599,7 @@
           <w:i/>
           <w:iCs/>
         </w:rPr>
-        <w:t xml:space="preserve">Estimación por municipio en Puerto Rico bajo quinquenios</w:t>
+        <w:t xml:space="preserve">Esperanza de vida al nacer, estimada vs. observada, por municipio (1995–1999)</w:t>
       </w:r>
     </w:p>
     <w:p>
@@ -3670,7 +3670,7 @@
           <w:i/>
           <w:iCs/>
         </w:rPr>
-        <w:t xml:space="preserve">Estimación por municipio en Puerto Rico bajo quinquenios</w:t>
+        <w:t xml:space="preserve">Esperanza de vida al nacer, estimada vs. observada, por municipio (2000–2004)</w:t>
       </w:r>
     </w:p>
     <w:p>
@@ -3741,7 +3741,7 @@
           <w:i/>
           <w:iCs/>
         </w:rPr>
-        <w:t xml:space="preserve">Estimación por municipio en Puerto Rico bajo quinquenios</w:t>
+        <w:t xml:space="preserve">Esperanza de vida al nacer, estimada vs. observada, por municipio (2005–2009)</w:t>
       </w:r>
     </w:p>
     <w:p>
@@ -3812,7 +3812,7 @@
           <w:i/>
           <w:iCs/>
         </w:rPr>
-        <w:t xml:space="preserve">Estimación por municipio en Puerto Rico bajo quinquenios</w:t>
+        <w:t xml:space="preserve">Esperanza de vida al nacer, estimada vs. observada, por municipio (2010–2014)</w:t>
       </w:r>
     </w:p>
     <w:p>
@@ -3883,7 +3883,7 @@
           <w:i/>
           <w:iCs/>
         </w:rPr>
-        <w:t xml:space="preserve">Estimación por municipio en Puerto Rico bajo quinquenios</w:t>
+        <w:t xml:space="preserve">Esperanza de vida al nacer, estimada vs. observada, por municipio (2015–2019)</w:t>
       </w:r>
     </w:p>
     <w:p>
@@ -3954,7 +3954,7 @@
           <w:i/>
           <w:iCs/>
         </w:rPr>
-        <w:t xml:space="preserve">Estimación por municipio en Puerto Rico bajo quinquenios</w:t>
+        <w:t xml:space="preserve">Esperanza de vida al nacer, estimada vs. observada, por municipio (2020–2024)</w:t>
       </w:r>
     </w:p>
     <w:p>
@@ -4017,7 +4017,7 @@
         <w:pStyle w:val="BodyText"/>
       </w:pPr>
       <w:r>
-        <w:t xml:space="preserve">Los municipios que se apartan de esta categoría, es decir, aquellos cuyo valor observado cae fuera del intervalo, tienden a repetirse a lo largo de distintos quinquenios y corresponden mayoritariamente a unidades territoriales de baja población. Culebra es el caso más recurrente: aparece como valor atípico en prácticamente todos los quinquenios analizados, tanto en hombres como en mujeres, y en varios periodos, como 1990 a 1994 y 2005 a 2009, presenta además el intervalo de credibilidad de mayor amplitud entre todos los municipios, reflejo directo del reducido número de defunciones que registra por grupo de edad y periodo. Un patrón similar, aunque menos marcado, se observa en Vieques, Maricao y Las Marías, municipios que también figuran repetidamente entre los de mayor discrepancia o mayor incertidumbre.</w:t>
+        <w:t xml:space="preserve">Los municipios que se apartan de esta categoría, es decir, aquellos cuyo valor observado cae fuera del intervalo, tienden a repetirse a lo largo de distintos quinquenios y corresponden a unidades territoriales de baja población. Culebra es el caso más recurrente, ya que aparece como valor atípico en prácticamente todos los quinquenios analizados, tanto en hombres como en mujeres, y en varios períodos, como 1990 a 1994 y 2005 a 2009, presenta además el intervalo de credibilidad de mayor amplitud entre todos los municipios, reflejo del reducido número de defunciones que registra por grupo de edad y período. Un patrón similar, aunque menos marcado, se observa en Vieques, Maricao y Las Marías, municipios que también están entre los de mayor discrepancia o mayor incertidumbre.</w:t>
       </w:r>
     </w:p>
     <w:p>
@@ -4025,7 +4025,7 @@
         <w:pStyle w:val="BodyText"/>
       </w:pPr>
       <w:r>
-        <w:t xml:space="preserve">Al observar la dirección de las discrepancias, se aprecia que no existe un sesgo sistemático hacia la sobreestimación o la subestimación del modelo. En quinquenios como 1980 a 1984 y 1990 a 1994, tanto en hombres como en mujeres, aparecen simultáneamente municipios cuyo valor estimado supera al observado y municipios donde ocurre lo contrario, lo cual es consistente con la naturaleza del efecto de suavización espacial: el modelo acerca cada estimación municipal hacia el patrón compartido con sus vecinos y con el periodo, sin favorecer una dirección particular de ajuste.</w:t>
+        <w:t xml:space="preserve">Similarmente, se aprecia que no existe un sesgo hacia la sobreestimación o la subestimación del modelo. En quinquenios como 1980 a 1984 y 1990 a 1994, tanto en hombres como en mujeres, aparecen simultáneamente municipios cuyo valor estimado supera al observado y municipios donde ocurre lo contrario, lo cual es consistente con la naturaleza del efecto de suavización espacial. Es decir, el modelo acerca cada estimación municipal hacia el patrón compartido con sus vecinos y con el período, sin favorecer una dirección particular de ajuste.</w:t>
       </w:r>
     </w:p>
     <w:p>
@@ -4033,7 +4033,7 @@
         <w:pStyle w:val="BodyText"/>
       </w:pPr>
       <w:r>
-        <w:t xml:space="preserve">Un patrón temporal que vale la pena destacar es la reducción progresiva en el número de municipios señalados como atípicos hacia los quinquenios más recientes. En los periodos de 1995 a 1999 en adelante, la proporción de municipios que caen fuera del intervalo de credibilidad disminuye visiblemente respecto a los primeros quinquenios de la serie, y para 2015 a 2019 y 2020 a 2024 el número de casos atípicos por sexo se reduce a un puñado de municipios pequeños, entre ellos nuevamente Culebra, junto con Isabela, Barceloneta y San German en años puntuales. Esta reducción es coherente con una mayor estabilidad de los datos de defunciones en periodos más recientes, posiblemente asociada a mejoras en el registro vital o a cambios en el tamaño relativo de las poblaciones municipales.</w:t>
+        <w:t xml:space="preserve">Un patrón temporal que vale la pena destacar es la reducción progresiva en el número de municipios señalados como atípicos hacia los quinquenios más recientes. En los períodos de 1995 a 1999 en adelante, la proporción de municipios que caen fuera del intervalo de credibilidad, disminuye visiblemente respecto a los primeros quinquenios, y para 2015 a 2019 y 2020 a 2024, el número de casos atípicos por sexo se reduce a llos municipios pequeños, entre ellos nuevamente Culebra, junto con Isabela, Barceloneta y San Germán. Esta reducción es coherente con una mayor estabilidad de los datos de defunciones en períodos más recientes, posiblemente asociada a mejoras en el recogido de los registros vitales o a cambios en el tamaño relativo de las poblaciones municipales.</w:t>
       </w:r>
     </w:p>
     <w:p>
@@ -4041,7 +4041,7 @@
         <w:pStyle w:val="BodyText"/>
       </w:pPr>
       <w:r>
-        <w:t xml:space="preserve">En conjunto, estos resultados gráficos refuerzan la conclusión de que el modelo captura adecuadamente la heterogeneidad municipal genuina, mientras que reserva su mayor efecto de suavización para aquellos municipios donde la evidencia muestral es más débil, un comportamiento esperado y deseable en la estimación de esperanza de vida para áreas pequeñas.</w:t>
+        <w:t xml:space="preserve">En conjunto, estos resultados gráficos refuerzan la conclusión de que el modelo captura adecuadamente la heterogeneidad municipal, mientras que reserva su mayor efecto de suavización para aquellos municipios donde hay pocos datos, lo que es un comportamiento esperado en la estimación de esperanza de vida para áreas pequeñas.</w:t>
       </w:r>
     </w:p>
     <w:bookmarkEnd w:id="50"/>
@@ -4059,7 +4059,7 @@
         <w:pStyle w:val="FirstParagraph"/>
       </w:pPr>
       <w:r>
-        <w:t xml:space="preserve">El estudio presenta limitaciones que deben reconocerse. En primer lugar, la validez de las estimaciones depende de la exhaustividad del Registro Demográfico de Puerto Rico y de la precisión de las estimaciones poblacionales empleadas como denominador. Errores de clasificación municipal o de medición de la exposición podrían trasladarse tanto a las tasas observadas como a las estimadas. En segundo lugar, la agregación en quinquenios, si bien favorece la estabilidad estadística de las tasas, puede enmascarar fluctuaciones anuales asociadas a eventos particulares. En tercer lugar, el modelo no incorpora covariables socioeconómicas, de acceso a salud o ambientales que permitan explicar sustantivamente el origen de las diferencias espaciales identificadas. Finalmente, la evaluación de desempeño se limitó a la comparación dentro de muestra entre las familias Poisson y Binomial Negativa, sin incluir validación cruzada, evaluación predictiva fuera de muestra ni comparación con especificaciones alternativas del componente espacial y temporal.</w:t>
+        <w:t xml:space="preserve">El estudio presenta limitaciones que deben reconocerse. En primer lugar, la validez de las estimaciones depende de la exhaustividad del Registro Demográfico de Puerto Rico y de la precisión de las estimaciones poblacionales. Errores de clasificación municipal o de medición de la exposición podrían trasladarse tanto a las tasas observadas como a las estimadas. En segundo lugar, la agregación en quinquenios, si bien favorece la estabilidad estadística de las tasas, puede enmascarar fluctuaciones anuales asociadas a eventos particulares. En tercer lugar, el modelo no incorpora covariables socioeconómicas, de acceso a salud o ambientales que permitan explicar sustantivamente el origen de las diferencias espaciales identificadas. Finalmente, la evaluación de desempeño se limitó a la comparación dentro de muestra entre la familia Poisson y Binomial Negativa, sin evaluación predictiva fuera de muestra ni comparación con especificaciones alternativas del componente espacio-temporal.</w:t>
       </w:r>
     </w:p>
     <w:p>
@@ -4067,7 +4067,7 @@
         <w:pStyle w:val="BodyText"/>
       </w:pPr>
       <w:r>
-        <w:t xml:space="preserve">Bajo la especificación con familia Poisson, se obtuvo una cobertura global de 95.37%, correspondiente a 1,339 de 1,404 combinaciones de municipio, quinquenio y sexo, con un desempeño diverso por sexo: 93.02% en hombres, equivalente a 653 de 702 casos, y 97.72% en mujeres, equivalente a 686 de 702 casos. La especificación con familia Binomial Negativa produjo resultados prácticamente equivalentes, con una cobertura global de 95.30%, correspondiente a 93.16% en hombres y 97.44% en mujeres. Los criterios de información favorecieron al modelo Poisson, con un DIC de 157,259.59 y un WAIC de 156,314.32, frente a un DIC de 159,921.80 y un WAIC de 159,459.56 bajo la familia Binomial Negativa, de tal modo que la inclusión de un parámetro adicional de sobredispersión no representó una mejora sustantiva en el ajuste. Cabe señalar que, esta evaluación se realizó sobre los mismos datos empleados para estimar el modelo, por lo que no constituye una validación externa. De igual forma, para el tamańo de de sobredispersión bajo las observaciones dentro de la familia Binomial Negativa resultó en</w:t>
+        <w:t xml:space="preserve">Bajo la especificación con familia Poisson, se obtuvo una cobertura global de 95.37%, correspondiente a 1,339 de 1,404 combinaciones de municipio, quinquenio y sexo, con un desempeño diverso por sexo: 93.02% en hombres, equivalente a 653 de 702 casos, y 97.72% en mujeres, equivalente a 686 de 702 casos. La especificación con familia Binomial Negativa produjo resultados prácticamente equivalentes, con una cobertura global de 95.30%, correspondiente a 93.16% en hombres y 97.44% en mujeres. Los criterios de información favorecieron al modelo Poisson, con un DIC de 157,259.59 y un WAIC de 156,314.32, frente a un DIC de 159,921.80 y un WAIC de 159,459.56 bajo la familia Binomial Negativa, de tal modo que la inclusión de un parámetro adicional de sobredispersión no representó una mejora sustantiva en el ajuste. Cabe señalar que, esta evaluación se realizó sobre los mismos datos empleados para estimar el modelo, por lo que no constituye una validación externa. De igual forma, para el tamaño de de sobredispersión bajo las observaciones dentro de la familia Binomial Negativa resultó en</w:t>
       </w:r>
       <w:r>
         <w:t xml:space="preserve"> </w:t>
@@ -4147,7 +4147,7 @@
         <w:t xml:space="preserve"> </w:t>
       </w:r>
       <w:r>
-        <w:t xml:space="preserve">bajo la Binomial Negativa, valores prácticamente idénticos que sugieren que la evidencia de autocorrelación espacial es robusta frente a la elección de la distribución de conteos. Este resultado indica que aproximadamente la mitad de la variabilidad residual entre municipios corresponde a un patrón espacialmente estructurado, mientras que la otra mitad refleja heterogeneidad propia de cada unidad territorial no asociada con la vecindad geográfica. Entre los factores que podrían explicar a esta estructura espacial se encuentran diferencias en disparidades entre zonas urbanas y rurales. Sin embargo, dado que la base de datos utilizada no incorpora covariables de este tipo, el modelo ajustado no permite discriminar cuál de estos mecanismos predomina.</w:t>
+        <w:t xml:space="preserve">bajo la Binomial Negativa, valores prácticamente idénticos que sugieren que la evidencia de autocorrelación espacial es robusta frente a la elección de la distribución de conteos. Este resultado indica que aproximadamente la mitad de la variabilidad residual entre municipios corresponde a un patrón espacialmente estructurado, mientras que la otra mitad refleja heterogeneidad de cada unidad territorial no asociada con la vecindad geográfica. Entre los factores que podrían explicar a esta estructura espacial se encuentran diferencias en disparidades entre zonas urbanas y rurales. Sin embargo, dado que la base de datos utilizada no incorpora covariables de este tipo, el modelo ajustado no permite discriminar cuál de estos mecanismos predomina.</w:t>
       </w:r>
     </w:p>
     <w:p>
@@ -4155,7 +4155,7 @@
         <w:pStyle w:val="BodyText"/>
       </w:pPr>
       <w:r>
-        <w:t xml:space="preserve">La comparación entre los valores estimados y observados de la esperanza de vida al nacer, desagregada por quinquenio y sexo, evidencia el efecto de suavización característico de los modelos jerárquicos bayesianos. Los municipios de menor tamaño poblacional, entre ellos Culebra, Maricao, Las Marías y Vieques, presentan de forma sistemática los intervalos de credibilidad más amplios y las mayores discrepancias puntuales respecto al valor observado. Al disponer de pocas defunciones por grupo de edad y período, las tasas directas resultan más inestables, y el modelo compensa dicha inestabilidad acercando la estimación hacia el patrón compartido con municipios vecinos y períodos adyacentes. Culebra en particular exhibe de manera recurrente, a lo largo de distintos quinquenios, la mayor amplitud de intervalo y la mayor distancia entre el valor observado y la estimación puntual, comportamiento esperado con simulaciones previas sobre el desempeño de modelos en la estimación de esperanza de vida. Para los municipios de mayor tamaño poblacional, cuyas tasas directas ya presentan estabilidad estadística por contar con un número considerable de defunciones observadas, la diferencia entre el valor estimado y el observado tiende a ser mínima. Su aporte principal se concentra precisamente en las unidades territoriales donde el problema de áreas pequeñas es más severo.</w:t>
+        <w:t xml:space="preserve">La comparación entre los valores estimados y observados de la esperanza de vida al nacer, desagregada por quinquenio y sexo, evidencia el efecto de suavización característico de los modelos jerárquicos bayesianos. Los municipios de menor tamaño poblacional, entre ellos Culebra, Maricao, Las Marías y Vieques, presentan de forma sistemática los intervalos de credibilidad más amplios y las mayores discrepancias puntuales respecto al valor observado. Al disponer de pocas defunciones por grupo de edad y período, las tasas directas resultan más inestables, y el modelo compensa dicha inestabilidad acercando la estimación hacia el patrón compartido con municipios vecinos y períodos adyacentes. Culebra en particular exhibe de manera recurrente, a lo largo de distintos quinquenios, la mayor amplitud de intervalo y la mayor distancia entre el valor observado y la estimación puntual, comportamiento esperado con simulaciones previas sobre el desempeño de modelos en la estimación de esperanza de vida. Para los municipios de mayor tamaño poblacional, cuyas tasas directas ya presentan estabilidad por contar con un número considerable de defunciones observadas, la diferencia entre el valor estimado y el observado tiende a ser mínima. Su aporte principal se concentra precisamente en las unidades territoriales donde el problema de áreas pequeñas es más severo.</w:t>
       </w:r>
     </w:p>
     <w:p>
@@ -4163,7 +4163,15 @@
         <w:pStyle w:val="BodyText"/>
       </w:pPr>
       <w:r>
-        <w:t xml:space="preserve">Bajo la misma línea, el modelo jerárquico bayesiano con estructura espacial BYM2 y efectos de caminata aleatoria de segundo orden permitió obtener estimaciones municipales de esperanza de vida al nacer que resultan simultáneamente estables y sensibles a diferencias territoriales. La evidencia de que aproximadamente la mitad de la variabilidad residual municipal responde a estructura espacial confirma que la mortalidad en Puerto Rico conserva una componente geográfica relevante incluso después de ajustar por edad, sexo y período. Este hallazgo tiene implicaciones directas para la planificación territorial de servicios de salud dirigidos a municipios que, por su reducido tamaño poblacional, resultan particularmente vulnerables a la inestabilidad estadística de sus indicadores demográficos.Como trabajo a futuro, se pretende evaluar distintas especificaciones de efectos aleatorios residuales para mejorar la cobertura de las tasas de mortalidad sin incrementar excesivamente el número efectivo de parámetros.</w:t>
+        <w:t xml:space="preserve">Bajo la misma línea, el modelo jerárquico bayesiano con estructura espacial BYM2 y efectos de caminata aleatoria de segundo orden permitió obtener estimaciones municipales de esperanza de vida al nacer que resultan simultáneamente estables y sensibles a diferencias territoriales. La evidencia de que aproximadamente la mitad de la variabilidad residual municipal responde a estructura espacial confirma que la mortalidad en Puerto Rico conserva una componente geográfica relevante incluso después de ajustar por edad, sexo y período. Este hallazgo tiene implicaciones directas para la planificación territorial de servicios de salud dirigidos a municipios que, por su reducido tamaño poblacional, resultan particularmente vulnerables a la inestabilidad de sus indicadores demográficos.</w:t>
+      </w:r>
+    </w:p>
+    <w:p>
+      <w:pPr>
+        <w:pStyle w:val="BodyText"/>
+      </w:pPr>
+      <w:r>
+        <w:t xml:space="preserve">Como trabajo a futuro, se pretende evaluar distintas especificaciones de efectos aleatorios residuales para mejorar la cobertura de las tasas de mortalidad sin incrementar excesivamente el número efectivo de parámetros.</w:t>
       </w:r>
     </w:p>
     <w:bookmarkEnd w:id="51"/>
